--- a/resumes/Resume_Customs_Compliance_Analyst_Apple__MNC_.docx
+++ b/resumes/Resume_Customs_Compliance_Analyst_Apple__MNC_.docx
@@ -117,7 +117,7 @@
         <w:pBdr>
           <w:bottom w:val="single" w:sz="6" w:space="1" w:color="000000"/>
         </w:pBdr>
-        <w:spacing w:before="20" w:after="0"/>
+        <w:spacing w:before="99" w:after="0"/>
       </w:pPr>
       <w:r>
         <w:rPr>
@@ -289,7 +289,7 @@
     </w:p>
     <w:p>
       <w:pPr>
-        <w:spacing w:before="0" w:after="0"/>
+        <w:spacing w:before="20" w:after="20"/>
       </w:pPr>
     </w:p>
     <w:p>
@@ -297,7 +297,7 @@
         <w:pBdr>
           <w:bottom w:val="single" w:sz="6" w:space="1" w:color="000000"/>
         </w:pBdr>
-        <w:spacing w:before="20" w:after="0"/>
+        <w:spacing w:before="99" w:after="0"/>
       </w:pPr>
       <w:r>
         <w:rPr>
@@ -404,16 +404,34 @@
           <w:ilvl w:val="0"/>
           <w:numId w:val="2"/>
         </w:numPr>
-        <w:spacing w:before="13" w:after="13"/>
-      </w:pPr>
-      <w:r>
-        <w:rPr>
-          <w:rFonts w:ascii="Source Sans Pro" w:eastAsia="Source Sans Pro" w:hAnsi="Source Sans Pro" w:cs="Source Sans Pro"/>
-          <w:color w:val="000000"/>
-          <w:sz w:val="19"/>
-          <w:szCs w:val="19"/>
-        </w:rPr>
-        <w:t>Triaged 50+ weekly inventory reimbursement cases by severity and policy eligibility, identifying high-risk claims for senior reviewer escalation.</w:t>
+        <w:spacing w:before="13" w:after="30"/>
+      </w:pPr>
+      <w:r>
+        <w:rPr>
+          <w:rFonts w:ascii="Source Sans Pro" w:eastAsia="Source Sans Pro" w:hAnsi="Source Sans Pro" w:cs="Source Sans Pro"/>
+          <w:color w:val="000000"/>
+          <w:sz w:val="19"/>
+          <w:szCs w:val="19"/>
+        </w:rPr>
+        <w:t>Triaged 50+ weekly inventory reimbursement cases by severity and policy eligibility, identifying high-risk cases for senior reviewer escalation.</w:t>
+      </w:r>
+      <w:proofErr w:type="spellStart"/>
+      <w:r>
+        <w:rPr>
+          <w:rFonts w:ascii="Source Sans Pro" w:eastAsia="Source Sans Pro" w:hAnsi="Source Sans Pro" w:cs="Source Sans Pro"/>
+          <w:color w:val="000000"/>
+          <w:sz w:val="19"/>
+          <w:szCs w:val="19"/>
+        </w:rPr>
+      </w:r>
+      <w:proofErr w:type="spellEnd"/>
+      <w:r>
+        <w:rPr>
+          <w:rFonts w:ascii="Source Sans Pro" w:eastAsia="Source Sans Pro" w:hAnsi="Source Sans Pro" w:cs="Source Sans Pro"/>
+          <w:color w:val="000000"/>
+          <w:sz w:val="19"/>
+          <w:szCs w:val="19"/>
+        </w:rPr>
       </w:r>
     </w:p>
     <w:p>
@@ -423,7 +441,7 @@
           <w:ilvl w:val="0"/>
           <w:numId w:val="2"/>
         </w:numPr>
-        <w:spacing w:before="13" w:after="13"/>
+        <w:spacing w:before="13" w:after="30"/>
       </w:pPr>
       <w:r>
         <w:rPr>
@@ -442,7 +460,7 @@
           <w:ilvl w:val="0"/>
           <w:numId w:val="2"/>
         </w:numPr>
-        <w:spacing w:before="13" w:after="13"/>
+        <w:spacing w:before="13" w:after="30"/>
       </w:pPr>
       <w:r>
         <w:rPr>
@@ -461,7 +479,7 @@
           <w:ilvl w:val="0"/>
           <w:numId w:val="2"/>
         </w:numPr>
-        <w:spacing w:before="13" w:after="13"/>
+        <w:spacing w:before="13" w:after="30"/>
       </w:pPr>
       <w:r>
         <w:rPr>
@@ -475,7 +493,10 @@
     </w:p>
     <w:p>
       <w:pPr>
-        <w:spacing w:before="0" w:after="0"/>
+        <w:pBdr>
+          <w:bottom w:val="single" w:sz="6" w:space="1" w:color="000000"/>
+        </w:pBdr>
+        <w:spacing w:before="20" w:after="20"/>
         <w:rPr>
           <w:rFonts w:ascii="Source Sans Pro" w:eastAsia="Source Sans Pro" w:hAnsi="Source Sans Pro" w:cs="Source Sans Pro"/>
           <w:b/>
@@ -488,7 +509,10 @@
     </w:p>
     <w:p>
       <w:pPr>
-        <w:spacing w:before="13" w:after="13"/>
+        <w:pBdr>
+          <w:bottom w:val="single" w:sz="6" w:space="1" w:color="000000"/>
+        </w:pBdr>
+        <w:spacing w:before="99" w:after="0"/>
       </w:pPr>
       <w:r>
         <w:rPr>
@@ -509,14 +533,16 @@
         </w:tabs>
         <w:spacing w:before="20" w:after="0"/>
       </w:pPr>
-      <w:hyperlink r:id="rId8">
+      <w:proofErr w:type="spellStart"/>
+      <w:proofErr w:type="spellEnd"/>
+      <w:hyperlink r:id="rId13">
         <w:r>
           <w:rPr>
             <w:rFonts w:ascii="Source Sans Pro" w:eastAsia="Source Sans Pro" w:hAnsi="Source Sans Pro" w:cs="Source Sans Pro"/>
             <w:b/>
-            <w:color w:val="000000"/>
             <w:sz w:val="19"/>
             <w:szCs w:val="19"/>
+            <w:color w:val="000000"/>
             <w:u w:val="single"/>
           </w:rPr>
           <w:t>Customs Compliance Triage and Routing Logic Development</w:t>
@@ -528,15 +554,7 @@
           <w:sz w:val="19"/>
           <w:szCs w:val="19"/>
         </w:rPr>
-        <w:t xml:space="preserve">  |  </w:t>
-      </w:r>
-      <w:r>
-        <w:rPr>
-          <w:rFonts w:ascii="Source Sans Pro" w:eastAsia="Source Sans Pro" w:hAnsi="Source Sans Pro" w:cs="Source Sans Pro"/>
-          <w:sz w:val="19"/>
-          <w:szCs w:val="19"/>
-        </w:rPr>
-        <w:tab/>
+        <w:t xml:space="preserve">  |  	</w:t>
       </w:r>
       <w:r>
         <w:rPr>
@@ -555,16 +573,16 @@
           <w:ilvl w:val="0"/>
           <w:numId w:val="2"/>
         </w:numPr>
-        <w:spacing w:before="13" w:after="13"/>
-      </w:pPr>
-      <w:r>
-        <w:rPr>
-          <w:rFonts w:ascii="Source Sans Pro" w:eastAsia="Source Sans Pro" w:hAnsi="Source Sans Pro" w:cs="Source Sans Pro"/>
-          <w:color w:val="000000"/>
-          <w:sz w:val="19"/>
-          <w:szCs w:val="19"/>
-        </w:rPr>
-        <w:t>Developed structured escalation workflow using Splunk SIEM with SPL correlation (detection engineering) searches for brute-force detection, lateral movement, and privilege escalation; mapped Tactics, Techniques, and Procedures (TTPs) to MITRE ATT&amp;CK (TTP mapping) and created incident report in PICERL format.</w:t>
+        <w:spacing w:before="13" w:after="30"/>
+      </w:pPr>
+      <w:r>
+        <w:rPr>
+          <w:rFonts w:ascii="Source Sans Pro" w:eastAsia="Source Sans Pro" w:hAnsi="Source Sans Pro" w:cs="Source Sans Pro"/>
+          <w:color w:val="000000"/>
+          <w:sz w:val="19"/>
+          <w:szCs w:val="19"/>
+        </w:rPr>
+        <w:t>Developed escalation logic for customs compliance cases using Python and Splunk SIEM with SPL searches for brute-force detection, lateral movement, and privilege escalation; mapped TTPs to MITRE ATT&amp;CK and wrote PICERL incident report.</w:t>
       </w:r>
     </w:p>
     <w:p>
@@ -574,16 +592,16 @@
           <w:ilvl w:val="0"/>
           <w:numId w:val="2"/>
         </w:numPr>
-        <w:spacing w:before="13" w:after="13"/>
-      </w:pPr>
-      <w:r>
-        <w:rPr>
-          <w:rFonts w:ascii="Source Sans Pro" w:eastAsia="Source Sans Pro" w:hAnsi="Source Sans Pro" w:cs="Source Sans Pro"/>
-          <w:color w:val="000000"/>
-          <w:sz w:val="19"/>
-          <w:szCs w:val="19"/>
-        </w:rPr>
-        <w:t>Designed automated detection pipeline using Python script that ingests Splunk alerts, runs IOC enrichment (threat intelligence) via VirusTotal API, and dispatches Telegram notifications with severity classification based on CVSS severity (vulnerability prioritisation) classification.</w:t>
+        <w:spacing w:before="13" w:after="30"/>
+      </w:pPr>
+      <w:r>
+        <w:rPr>
+          <w:rFonts w:ascii="Source Sans Pro" w:eastAsia="Source Sans Pro" w:hAnsi="Source Sans Pro" w:cs="Source Sans Pro"/>
+          <w:color w:val="000000"/>
+          <w:sz w:val="19"/>
+          <w:szCs w:val="19"/>
+        </w:rPr>
+        <w:t>Developed automated severity-based prioritization pipeline using Python, ingesting Splunk alerts, enriching with VirusTotal API, and dispatching Telegram notifications with severity classification.</w:t>
       </w:r>
     </w:p>
     <w:p>
@@ -593,21 +611,57 @@
           <w:ilvl w:val="0"/>
           <w:numId w:val="2"/>
         </w:numPr>
-        <w:spacing w:before="13" w:after="13"/>
-      </w:pPr>
-      <w:r>
-        <w:rPr>
-          <w:rFonts w:ascii="Source Sans Pro" w:eastAsia="Source Sans Pro" w:hAnsi="Source Sans Pro" w:cs="Source Sans Pro"/>
-          <w:color w:val="000000"/>
-          <w:sz w:val="19"/>
-          <w:szCs w:val="19"/>
-        </w:rPr>
-        <w:t>Converted detection logic to Sigma rules (detection-as-code) (vendor-neutral format used by enterprise SOCs); performed TCP/IP analysis in Wireshark to detect SYN scans, DNS tunnelling, and plaintext credential exposure on unencrypted sessions.</w:t>
-      </w:r>
-    </w:p>
-    <w:p>
-      <w:pPr>
-        <w:spacing w:before="0" w:after="0"/>
+        <w:spacing w:before="13" w:after="30"/>
+      </w:pPr>
+      <w:r>
+        <w:rPr>
+          <w:rFonts w:ascii="Source Sans Pro" w:eastAsia="Source Sans Pro" w:hAnsi="Source Sans Pro" w:cs="Source Sans Pro"/>
+          <w:color w:val="000000"/>
+          <w:sz w:val="19"/>
+          <w:szCs w:val="19"/>
+        </w:rPr>
+        <w:t>Converted detection logic to Sigma rules (detection-as-code) for enterprise SOCs; analyzed TCP/IP traffic in Wireshark for SYN scans, DNS tunnelling, and plaintext credential exposure.</w:t>
+      </w:r>
+      <w:proofErr w:type="spellStart"/>
+      <w:r>
+        <w:rPr>
+          <w:rFonts w:ascii="Source Sans Pro" w:eastAsia="Source Sans Pro" w:hAnsi="Source Sans Pro" w:cs="Source Sans Pro"/>
+          <w:color w:val="000000"/>
+          <w:sz w:val="19"/>
+          <w:szCs w:val="19"/>
+        </w:rPr>
+      </w:r>
+      <w:proofErr w:type="spellEnd"/>
+      <w:r>
+        <w:rPr>
+          <w:rFonts w:ascii="Source Sans Pro" w:eastAsia="Source Sans Pro" w:hAnsi="Source Sans Pro" w:cs="Source Sans Pro"/>
+          <w:color w:val="000000"/>
+          <w:sz w:val="19"/>
+          <w:szCs w:val="19"/>
+        </w:rPr>
+      </w:r>
+      <w:proofErr w:type="spellStart"/>
+      <w:r>
+        <w:rPr>
+          <w:rFonts w:ascii="Source Sans Pro" w:eastAsia="Source Sans Pro" w:hAnsi="Source Sans Pro" w:cs="Source Sans Pro"/>
+          <w:color w:val="000000"/>
+          <w:sz w:val="19"/>
+          <w:szCs w:val="19"/>
+        </w:rPr>
+      </w:r>
+      <w:proofErr w:type="spellEnd"/>
+      <w:r>
+        <w:rPr>
+          <w:rFonts w:ascii="Source Sans Pro" w:eastAsia="Source Sans Pro" w:hAnsi="Source Sans Pro" w:cs="Source Sans Pro"/>
+          <w:color w:val="000000"/>
+          <w:sz w:val="19"/>
+          <w:szCs w:val="19"/>
+        </w:rPr>
+      </w:r>
+    </w:p>
+    <w:p>
+      <w:pPr>
+        <w:spacing w:before="20" w:after="20"/>
       </w:pPr>
     </w:p>
     <w:p>
@@ -617,17 +671,17 @@
         </w:tabs>
         <w:spacing w:before="30" w:after="0"/>
       </w:pPr>
-      <w:hyperlink r:id="rId9">
+      <w:hyperlink r:id="rId14">
         <w:r>
           <w:rPr>
             <w:rFonts w:ascii="Source Sans Pro" w:eastAsia="Source Sans Pro" w:hAnsi="Source Sans Pro" w:cs="Source Sans Pro"/>
             <w:b/>
-            <w:color w:val="000000"/>
             <w:sz w:val="19"/>
             <w:szCs w:val="19"/>
+            <w:color w:val="000000"/>
             <w:u w:val="single"/>
           </w:rPr>
-          <w:t>Compliance Tracking and Pattern Recognition Engine</w:t>
+          <w:t>Compliance Tracking and Audit Documentation Engine</w:t>
         </w:r>
       </w:hyperlink>
       <w:r>
@@ -636,15 +690,7 @@
           <w:sz w:val="19"/>
           <w:szCs w:val="19"/>
         </w:rPr>
-        <w:t xml:space="preserve">  |  </w:t>
-      </w:r>
-      <w:r>
-        <w:rPr>
-          <w:rFonts w:ascii="Source Sans Pro" w:eastAsia="Source Sans Pro" w:hAnsi="Source Sans Pro" w:cs="Source Sans Pro"/>
-          <w:sz w:val="19"/>
-          <w:szCs w:val="19"/>
-        </w:rPr>
-        <w:tab/>
+        <w:t xml:space="preserve">  |  	</w:t>
       </w:r>
       <w:r>
         <w:rPr>
@@ -663,16 +709,16 @@
           <w:ilvl w:val="0"/>
           <w:numId w:val="2"/>
         </w:numPr>
-        <w:spacing w:before="13" w:after="13"/>
-      </w:pPr>
-      <w:r>
-        <w:rPr>
-          <w:rFonts w:ascii="Source Sans Pro" w:eastAsia="Source Sans Pro" w:hAnsi="Source Sans Pro" w:cs="Source Sans Pro"/>
-          <w:color w:val="000000"/>
-          <w:sz w:val="19"/>
-          <w:szCs w:val="19"/>
-        </w:rPr>
-        <w:t>Built automated vulnerability assessment pipeline integrating Nessus and OpenVAS REST APIs in Python; generated CVE reports classified by CVSS severity (vulnerability prioritisation) and EPSS context from the FIRST.org API.</w:t>
+        <w:spacing w:before="13" w:after="30"/>
+      </w:pPr>
+      <w:r>
+        <w:rPr>
+          <w:rFonts w:ascii="Source Sans Pro" w:eastAsia="Source Sans Pro" w:hAnsi="Source Sans Pro" w:cs="Source Sans Pro"/>
+          <w:color w:val="000000"/>
+          <w:sz w:val="19"/>
+          <w:szCs w:val="19"/>
+        </w:rPr>
+        <w:t>Developed automated compliance tracking pipeline integrating Nessus and OpenVAS REST APIs in Python, generating CVE reports with CVSS severity and EPSS context from FIRST.org API.</w:t>
       </w:r>
     </w:p>
     <w:p>
@@ -682,16 +728,16 @@
           <w:ilvl w:val="0"/>
           <w:numId w:val="2"/>
         </w:numPr>
-        <w:spacing w:before="13" w:after="13"/>
-      </w:pPr>
-      <w:r>
-        <w:rPr>
-          <w:rFonts w:ascii="Source Sans Pro" w:eastAsia="Source Sans Pro" w:hAnsi="Source Sans Pro" w:cs="Source Sans Pro"/>
-          <w:color w:val="000000"/>
-          <w:sz w:val="19"/>
-          <w:szCs w:val="19"/>
-        </w:rPr>
-        <w:t>Developed OWASP Top 10 (web application security) automated web checker that sends crafted HTTP requests to detect injection, broken auth, and SSRF vulnerabilities; documented SQL injection exploit and parameterised query remediation.</w:t>
+        <w:spacing w:before="13" w:after="30"/>
+      </w:pPr>
+      <w:r>
+        <w:rPr>
+          <w:rFonts w:ascii="Source Sans Pro" w:eastAsia="Source Sans Pro" w:hAnsi="Source Sans Pro" w:cs="Source Sans Pro"/>
+          <w:color w:val="000000"/>
+          <w:sz w:val="19"/>
+          <w:szCs w:val="19"/>
+        </w:rPr>
+        <w:t>Developed audit documentation workflow documenting SQL injection exploit remediation and automated OWASP Top 10 web checker for vulnerability detection.</w:t>
       </w:r>
     </w:p>
     <w:p>
@@ -701,33 +747,24 @@
           <w:ilvl w:val="0"/>
           <w:numId w:val="2"/>
         </w:numPr>
-        <w:spacing w:before="13" w:after="13"/>
-      </w:pPr>
-      <w:r>
-        <w:rPr>
-          <w:rFonts w:ascii="Source Sans Pro" w:eastAsia="Source Sans Pro" w:hAnsi="Source Sans Pro" w:cs="Source Sans Pro"/>
-          <w:color w:val="000000"/>
-          <w:sz w:val="19"/>
-          <w:szCs w:val="19"/>
-        </w:rPr>
-        <w:t>Automated scan scheduling via Bash and cron; built delta-scan logic to flag newly discovered CVEs and organized patch compliance (remediation tracking) tracking evidence.</w:t>
-      </w:r>
-    </w:p>
-    <w:p>
-      <w:pPr>
-        <w:pStyle w:val="ListParagraph"/>
-        <w:spacing w:before="0" w:after="0"/>
-        <w:ind w:left="450"/>
-      </w:pPr>
+        <w:spacing w:before="13" w:after="30"/>
+      </w:pPr>
+      <w:r>
+        <w:rPr>
+          <w:rFonts w:ascii="Source Sans Pro" w:eastAsia="Source Sans Pro" w:hAnsi="Source Sans Pro" w:cs="Source Sans Pro"/>
+          <w:color w:val="000000"/>
+          <w:sz w:val="19"/>
+          <w:szCs w:val="19"/>
+        </w:rPr>
+        <w:t>Automated scan scheduling via Bash and cron; built delta-scan logic to flag newly discovered CVEs and organize patch compliance (remediation tracking) tracking evidence.</w:t>
+      </w:r>
     </w:p>
     <w:p>
       <w:pPr>
         <w:pBdr>
           <w:bottom w:val="single" w:sz="6" w:space="1" w:color="000000"/>
         </w:pBdr>
-        <w:spacing w:before="20" w:after="0"/>
-      </w:pPr>
-      <w:r>
+        <w:spacing w:before="20" w:after="20"/>
         <w:rPr>
           <w:rFonts w:ascii="Source Sans Pro" w:eastAsia="Source Sans Pro" w:hAnsi="Source Sans Pro" w:cs="Source Sans Pro"/>
           <w:b/>
@@ -736,125 +773,16 @@
           <w:sz w:val="22"/>
           <w:szCs w:val="22"/>
         </w:rPr>
-        <w:t>Technical Skills</w:t>
-      </w:r>
-    </w:p>
-    <w:p>
-      <w:pPr>
-        <w:spacing w:before="24" w:after="24"/>
-      </w:pPr>
-      <w:r>
-        <w:rPr>
-          <w:rFonts w:ascii="Source Sans Pro" w:eastAsia="Source Sans Pro" w:hAnsi="Source Sans Pro" w:cs="Source Sans Pro"/>
-          <w:b/>
-          <w:sz w:val="19"/>
-          <w:szCs w:val="19"/>
-        </w:rPr>
-        <w:t xml:space="preserve">SOC Operations: </w:t>
-      </w:r>
-      <w:r>
-        <w:rPr>
-          <w:rFonts w:ascii="Source Sans Pro" w:eastAsia="Source Sans Pro" w:hAnsi="Source Sans Pro" w:cs="Source Sans Pro"/>
-          <w:sz w:val="19"/>
-          <w:szCs w:val="19"/>
-        </w:rPr>
-        <w:t>Alert triage, incident investigation, log analysis, threat detection, escalation, false positive analysis</w:t>
-      </w:r>
-    </w:p>
-    <w:p>
-      <w:pPr>
-        <w:spacing w:before="24" w:after="24"/>
-      </w:pPr>
-      <w:r>
-        <w:rPr>
-          <w:rFonts w:ascii="Source Sans Pro" w:eastAsia="Source Sans Pro" w:hAnsi="Source Sans Pro" w:cs="Source Sans Pro"/>
-          <w:b/>
-          <w:sz w:val="19"/>
-          <w:szCs w:val="19"/>
-        </w:rPr>
-        <w:t xml:space="preserve">SIEM &amp; Monitoring: </w:t>
-      </w:r>
-      <w:r>
-        <w:rPr>
-          <w:rFonts w:ascii="Source Sans Pro" w:eastAsia="Source Sans Pro" w:hAnsi="Source Sans Pro" w:cs="Source Sans Pro"/>
-          <w:sz w:val="19"/>
-          <w:szCs w:val="19"/>
-        </w:rPr>
-        <w:t>Splunk (SPL), Elastic SIEM (basic), Windows Event Logs, Sysmon, Wireshark</w:t>
-      </w:r>
-    </w:p>
-    <w:p>
-      <w:pPr>
-        <w:spacing w:before="24" w:after="24"/>
-      </w:pPr>
-      <w:r>
-        <w:rPr>
-          <w:rFonts w:ascii="Source Sans Pro" w:eastAsia="Source Sans Pro" w:hAnsi="Source Sans Pro" w:cs="Source Sans Pro"/>
-          <w:b/>
-          <w:sz w:val="19"/>
-          <w:szCs w:val="19"/>
-        </w:rPr>
-        <w:t xml:space="preserve">Threat Intelligence: </w:t>
-      </w:r>
-      <w:r>
-        <w:rPr>
-          <w:rFonts w:ascii="Source Sans Pro" w:eastAsia="Source Sans Pro" w:hAnsi="Source Sans Pro" w:cs="Source Sans Pro"/>
-          <w:sz w:val="19"/>
-          <w:szCs w:val="19"/>
-        </w:rPr>
-        <w:t>MITRE ATT&amp;CK, IOC analysis, VirusTotal, OSINT enrichment, Cyber Kill Chain</w:t>
-      </w:r>
-    </w:p>
-    <w:p>
-      <w:pPr>
-        <w:spacing w:before="24" w:after="24"/>
-      </w:pPr>
-      <w:r>
-        <w:rPr>
-          <w:rFonts w:ascii="Source Sans Pro" w:eastAsia="Source Sans Pro" w:hAnsi="Source Sans Pro" w:cs="Source Sans Pro"/>
-          <w:b/>
-          <w:sz w:val="19"/>
-          <w:szCs w:val="19"/>
-        </w:rPr>
-        <w:t xml:space="preserve">Systems &amp; Networking: </w:t>
-      </w:r>
-      <w:r>
-        <w:rPr>
-          <w:rFonts w:ascii="Source Sans Pro" w:eastAsia="Source Sans Pro" w:hAnsi="Source Sans Pro" w:cs="Source Sans Pro"/>
-          <w:sz w:val="19"/>
-          <w:szCs w:val="19"/>
-        </w:rPr>
-        <w:t>Windows internals, Linux fundamentals, TCP/IP, DNS, HTTP/S, firewall and IDS/IPS concepts</w:t>
-      </w:r>
-    </w:p>
-    <w:p>
-      <w:pPr>
-        <w:spacing w:before="24" w:after="24"/>
-      </w:pPr>
-      <w:r>
-        <w:rPr>
-          <w:rFonts w:ascii="Source Sans Pro" w:eastAsia="Source Sans Pro" w:hAnsi="Source Sans Pro" w:cs="Source Sans Pro"/>
-          <w:b/>
-          <w:sz w:val="19"/>
-          <w:szCs w:val="19"/>
-        </w:rPr>
-        <w:t xml:space="preserve">Automation: </w:t>
-      </w:r>
-      <w:r>
-        <w:rPr>
-          <w:rFonts w:ascii="Source Sans Pro" w:eastAsia="Source Sans Pro" w:hAnsi="Source Sans Pro" w:cs="Source Sans Pro"/>
-          <w:sz w:val="19"/>
-          <w:szCs w:val="19"/>
-        </w:rPr>
-        <w:t>Python, Bash (basic), regular expressions, compliance</w:t>
-      </w:r>
+      </w:pPr>
     </w:p>
     <w:p>
       <w:pPr>
         <w:pBdr>
           <w:bottom w:val="single" w:sz="6" w:space="1" w:color="000000"/>
         </w:pBdr>
-        <w:spacing w:before="0" w:after="0"/>
+        <w:spacing w:before="99" w:after="0"/>
+      </w:pPr>
+      <w:r>
         <w:rPr>
           <w:rFonts w:ascii="Source Sans Pro" w:eastAsia="Source Sans Pro" w:hAnsi="Source Sans Pro" w:cs="Source Sans Pro"/>
           <w:b/>
@@ -863,14 +791,141 @@
           <w:sz w:val="22"/>
           <w:szCs w:val="22"/>
         </w:rPr>
-      </w:pPr>
+        <w:t>Technical Skills</w:t>
+      </w:r>
+    </w:p>
+    <w:p>
+      <w:pPr>
+        <w:spacing w:before="44" w:after="44"/>
+      </w:pPr>
+      <w:r>
+        <w:rPr>
+          <w:rFonts w:ascii="Source Sans Pro" w:eastAsia="Source Sans Pro" w:hAnsi="Source Sans Pro" w:cs="Source Sans Pro"/>
+          <w:b/>
+          <w:sz w:val="19"/>
+          <w:szCs w:val="19"/>
+        </w:rPr>
+        <w:t xml:space="preserve">SOC Operations: </w:t>
+      </w:r>
+      <w:r>
+        <w:rPr>
+          <w:rFonts w:ascii="Source Sans Pro" w:eastAsia="Source Sans Pro" w:hAnsi="Source Sans Pro" w:cs="Source Sans Pro"/>
+          <w:sz w:val="19"/>
+          <w:szCs w:val="19"/>
+        </w:rPr>
+        <w:t>Alert triage, incident investigation, log analysis, threat detection, escalation, false positive analysis</w:t>
+      </w:r>
+    </w:p>
+    <w:p>
+      <w:pPr>
+        <w:spacing w:before="44" w:after="44"/>
+      </w:pPr>
+      <w:r>
+        <w:rPr>
+          <w:rFonts w:ascii="Source Sans Pro" w:eastAsia="Source Sans Pro" w:hAnsi="Source Sans Pro" w:cs="Source Sans Pro"/>
+          <w:b/>
+          <w:sz w:val="19"/>
+          <w:szCs w:val="19"/>
+        </w:rPr>
+        <w:t xml:space="preserve">SIEM &amp; Monitoring: </w:t>
+      </w:r>
+      <w:r>
+        <w:rPr>
+          <w:rFonts w:ascii="Source Sans Pro" w:eastAsia="Source Sans Pro" w:hAnsi="Source Sans Pro" w:cs="Source Sans Pro"/>
+          <w:sz w:val="19"/>
+          <w:szCs w:val="19"/>
+        </w:rPr>
+        <w:t>Splunk (SPL), Elastic SIEM (basic), Windows Event Logs, Sysmon, Wireshark</w:t>
+      </w:r>
+    </w:p>
+    <w:p>
+      <w:pPr>
+        <w:spacing w:before="44" w:after="44"/>
+      </w:pPr>
+      <w:r>
+        <w:rPr>
+          <w:rFonts w:ascii="Source Sans Pro" w:eastAsia="Source Sans Pro" w:hAnsi="Source Sans Pro" w:cs="Source Sans Pro"/>
+          <w:b/>
+          <w:sz w:val="19"/>
+          <w:szCs w:val="19"/>
+        </w:rPr>
+        <w:t xml:space="preserve">Threat Intelligence: </w:t>
+      </w:r>
+      <w:r>
+        <w:rPr>
+          <w:rFonts w:ascii="Source Sans Pro" w:eastAsia="Source Sans Pro" w:hAnsi="Source Sans Pro" w:cs="Source Sans Pro"/>
+          <w:sz w:val="19"/>
+          <w:szCs w:val="19"/>
+        </w:rPr>
+        <w:t>MITRE ATT&amp;CK, IOC analysis, VirusTotal, OSINT enrichment, Cyber Kill Chain</w:t>
+      </w:r>
+    </w:p>
+    <w:p>
+      <w:pPr>
+        <w:spacing w:before="44" w:after="44"/>
+      </w:pPr>
+      <w:r>
+        <w:rPr>
+          <w:rFonts w:ascii="Source Sans Pro" w:eastAsia="Source Sans Pro" w:hAnsi="Source Sans Pro" w:cs="Source Sans Pro"/>
+          <w:b/>
+          <w:sz w:val="19"/>
+          <w:szCs w:val="19"/>
+        </w:rPr>
+        <w:t xml:space="preserve">Systems &amp; Networking: </w:t>
+      </w:r>
+      <w:r>
+        <w:rPr>
+          <w:rFonts w:ascii="Source Sans Pro" w:eastAsia="Source Sans Pro" w:hAnsi="Source Sans Pro" w:cs="Source Sans Pro"/>
+          <w:sz w:val="19"/>
+          <w:szCs w:val="19"/>
+        </w:rPr>
+        <w:t>Windows internals, Linux fundamentals, TCP/IP, DNS, HTTP/S, firewall and IDS/IPS concepts</w:t>
+      </w:r>
+    </w:p>
+    <w:p>
+      <w:pPr>
+        <w:spacing w:before="44" w:after="44"/>
+      </w:pPr>
+      <w:r>
+        <w:rPr>
+          <w:rFonts w:ascii="Source Sans Pro" w:eastAsia="Source Sans Pro" w:hAnsi="Source Sans Pro" w:cs="Source Sans Pro"/>
+          <w:b/>
+          <w:sz w:val="19"/>
+          <w:szCs w:val="19"/>
+        </w:rPr>
+        <w:t xml:space="preserve">Automation: </w:t>
+      </w:r>
+      <w:r>
+        <w:rPr>
+          <w:rFonts w:ascii="Source Sans Pro" w:eastAsia="Source Sans Pro" w:hAnsi="Source Sans Pro" w:cs="Source Sans Pro"/>
+          <w:sz w:val="19"/>
+          <w:szCs w:val="19"/>
+        </w:rPr>
+        <w:t>Python, Bash (basic), regular expressions, compliance</w:t>
+      </w:r>
     </w:p>
     <w:p>
       <w:pPr>
         <w:pBdr>
           <w:bottom w:val="single" w:sz="6" w:space="1" w:color="000000"/>
         </w:pBdr>
-        <w:spacing w:before="20" w:after="0"/>
+        <w:spacing w:before="20" w:after="20"/>
+        <w:rPr>
+          <w:rFonts w:ascii="Source Sans Pro" w:eastAsia="Source Sans Pro" w:hAnsi="Source Sans Pro" w:cs="Source Sans Pro"/>
+          <w:b/>
+          <w:bCs/>
+          <w:color w:val="000000"/>
+          <w:sz w:val="22"/>
+          <w:szCs w:val="22"/>
+        </w:rPr>
+      </w:pPr>
+    </w:p>
+    <w:p>
+      <w:pPr>
+        <w:pBdr>
+          <w:bottom w:val="single" w:sz="6" w:space="1" w:color="000000"/>
+        </w:pBdr>
+        <w:spacing w:before="99" w:after="0"/>
       </w:pPr>
       <w:r>
         <w:rPr>
@@ -891,7 +946,7 @@
           <w:ilvl w:val="0"/>
           <w:numId w:val="2"/>
         </w:numPr>
-        <w:spacing w:before="13" w:after="13"/>
+        <w:spacing w:before="13" w:after="30"/>
       </w:pPr>
       <w:r>
         <w:rPr>
@@ -910,7 +965,7 @@
           <w:ilvl w:val="0"/>
           <w:numId w:val="2"/>
         </w:numPr>
-        <w:spacing w:before="13" w:after="13"/>
+        <w:spacing w:before="13" w:after="30"/>
       </w:pPr>
       <w:r>
         <w:rPr>
